--- a/docs/MANUAL_USUARIO_Y_DOCUMENTACION.docx
+++ b/docs/MANUAL_USUARIO_Y_DOCUMENTACION.docx
@@ -5,99 +5,25 @@
     <w:p>
       <w:pPr>
         <w:pStyle w:val="Title"/>
-        <w:jc w:val="center"/>
       </w:pPr>
       <w:r>
-        <w:t>Manual de usuario y documentación técnica — Portal Ferragro</w:t>
+        <w:t>Manual de usuario — Portal Ferragro Citas</w:t>
       </w:r>
     </w:p>
     <w:p>
+      <w:pPr>
+        <w:spacing w:after="120"/>
+      </w:pPr>
       <w:r>
-        <w:t xml:space="preserve">Documento único de apoyo al </w:t>
-      </w:r>
-      <w:r>
-        <w:rPr>
-          <w:b/>
-        </w:rPr>
-        <w:t>Portal de citas de entrega Ferragro</w:t>
-      </w:r>
-      <w:r>
-        <w:t xml:space="preserve">. Complementa el </w:t>
-      </w:r>
-      <w:r>
-        <w:rPr>
-          <w:b/>
-        </w:rPr>
-        <w:t>manual guiado</w:t>
-      </w:r>
-      <w:r>
-        <w:t xml:space="preserve"> integrado en la interfaz y concentra, al final, el </w:t>
-      </w:r>
-      <w:r>
-        <w:rPr>
-          <w:b/>
-        </w:rPr>
-        <w:t>índice de documentación técnica</w:t>
-      </w:r>
-      <w:r>
-        <w:t xml:space="preserve"> ya existente en el repositorio.</w:t>
+        <w:t>Guía rápida por rol. Producción: https://frontend-ferragro.vercel.app</w:t>
       </w:r>
     </w:p>
-    <w:p/>
     <w:p>
       <w:pPr>
         <w:pStyle w:val="Heading1"/>
       </w:pPr>
       <w:r>
-        <w:t>Parte 1. Manual de usuario (breve)</w:t>
-      </w:r>
-    </w:p>
-    <w:p>
-      <w:pPr>
-        <w:pStyle w:val="Heading2"/>
-      </w:pPr>
-      <w:r>
-        <w:t>1.1 Propósito del sistema</w:t>
-      </w:r>
-    </w:p>
-    <w:p>
-      <w:r>
-        <w:t xml:space="preserve">El portal permite a </w:t>
-      </w:r>
-      <w:r>
-        <w:rPr>
-          <w:b/>
-        </w:rPr>
-        <w:t>proveedores</w:t>
-      </w:r>
-      <w:r>
-        <w:t xml:space="preserve"> solicitar y gestionar citas de entrega de materiales, y al personal interno de </w:t>
-      </w:r>
-      <w:r>
-        <w:rPr>
-          <w:b/>
-        </w:rPr>
-        <w:t>logística</w:t>
-      </w:r>
-      <w:r>
-        <w:t xml:space="preserve"> y </w:t>
-      </w:r>
-      <w:r>
-        <w:rPr>
-          <w:b/>
-        </w:rPr>
-        <w:t>administración</w:t>
-      </w:r>
-      <w:r>
-        <w:t xml:space="preserve"> revisarlas, ajustarlas y auditarlas. El objetivo operativo es ordenar la agenda de entregas, evitar solapamientos de horario y dejar trazabilidad de los cambios relevantes.</w:t>
-      </w:r>
-    </w:p>
-    <w:p>
-      <w:pPr>
-        <w:pStyle w:val="Heading2"/>
-      </w:pPr>
-      <w:r>
-        <w:t>1.2 Roles y alcance</w:t>
+        <w:t>Acceso</w:t>
       </w:r>
     </w:p>
     <w:tbl>
@@ -116,7 +42,13 @@
             <w:tcW w:type="dxa" w:w="4320"/>
           </w:tcPr>
           <w:p>
+            <w:pPr>
+              <w:spacing w:after="0"/>
+            </w:pPr>
             <w:r>
+              <w:rPr>
+                <w:b/>
+              </w:rPr>
               <w:t>Rol</w:t>
             </w:r>
           </w:p>
@@ -126,8 +58,14 @@
             <w:tcW w:type="dxa" w:w="4320"/>
           </w:tcPr>
           <w:p>
+            <w:pPr>
+              <w:spacing w:after="0"/>
+            </w:pPr>
             <w:r>
-              <w:t>Uso principal</w:t>
+              <w:rPr>
+                <w:b/>
+              </w:rPr>
+              <w:t>Cómo entrar</w:t>
             </w:r>
           </w:p>
         </w:tc>
@@ -138,8 +76,11 @@
             <w:tcW w:type="dxa" w:w="4320"/>
           </w:tcPr>
           <w:p>
+            <w:pPr>
+              <w:spacing w:after="0"/>
+            </w:pPr>
             <w:r>
-              <w:t>**Proveedor**</w:t>
+              <w:t>Admin</w:t>
             </w:r>
           </w:p>
         </w:tc>
@@ -148,8 +89,11 @@
             <w:tcW w:type="dxa" w:w="4320"/>
           </w:tcPr>
           <w:p>
+            <w:pPr>
+              <w:spacing w:after="0"/>
+            </w:pPr>
             <w:r>
-              <w:t>Registro, inicio de sesión, creación y consulta de sus citas, reprogramación o cancelación según reglas, perfil y notificaciones.</w:t>
+              <w:t>Solo cuenta creada por IT (bootstrap-admin); no usar «Registrarme»</w:t>
             </w:r>
           </w:p>
         </w:tc>
@@ -160,8 +104,11 @@
             <w:tcW w:type="dxa" w:w="4320"/>
           </w:tcPr>
           <w:p>
+            <w:pPr>
+              <w:spacing w:after="0"/>
+            </w:pPr>
             <w:r>
-              <w:t>**Logística**</w:t>
+              <w:t>Logística</w:t>
             </w:r>
           </w:p>
         </w:tc>
@@ -170,8 +117,11 @@
             <w:tcW w:type="dxa" w:w="4320"/>
           </w:tcPr>
           <w:p>
+            <w:pPr>
+              <w:spacing w:after="0"/>
+            </w:pPr>
             <w:r>
-              <w:t>Consulta y gestión operativa de citas (estado, extensión, búsqueda, historial), sin administración completa del equipo.</w:t>
+              <w:t>Alta por Admin en Equipo, o registro si está habilitado</w:t>
             </w:r>
           </w:p>
         </w:tc>
@@ -182,8 +132,11 @@
             <w:tcW w:type="dxa" w:w="4320"/>
           </w:tcPr>
           <w:p>
+            <w:pPr>
+              <w:spacing w:after="0"/>
+            </w:pPr>
             <w:r>
-              <w:t>**Administrador**</w:t>
+              <w:t>Proveedor</w:t>
             </w:r>
           </w:p>
         </w:tc>
@@ -192,486 +145,11 @@
             <w:tcW w:type="dxa" w:w="4320"/>
           </w:tcPr>
           <w:p>
+            <w:pPr>
+              <w:spacing w:after="0"/>
+            </w:pPr>
             <w:r>
-              <w:t>Todo lo de logística más equipo interno, franjas horarias, analítica, auditoría ampliada y operaciones administrativas.</w:t>
-            </w:r>
-          </w:p>
-        </w:tc>
-      </w:tr>
-    </w:tbl>
-    <w:p/>
-    <w:p>
-      <w:r>
-        <w:t>Cada rol ve solo las funciones autorizadas en el menú lateral del panel.</w:t>
-      </w:r>
-    </w:p>
-    <w:p>
-      <w:pPr>
-        <w:pStyle w:val="Heading2"/>
-      </w:pPr>
-      <w:r>
-        <w:t>1.3 Acceso al portal</w:t>
-      </w:r>
-    </w:p>
-    <w:p>
-      <w:pPr>
-        <w:pStyle w:val="ListNumber"/>
-      </w:pPr>
-      <w:r>
-        <w:t>Abrir la URL del frontend (entorno local o desplegado).</w:t>
-      </w:r>
-    </w:p>
-    <w:p>
-      <w:pPr>
-        <w:pStyle w:val="ListNumber"/>
-      </w:pPr>
-      <w:r>
-        <w:t>En la **landing** pública: **Iniciar sesión**, **Registrarme** o el recorrido **Manual paso a paso**.</w:t>
-      </w:r>
-    </w:p>
-    <w:p>
-      <w:pPr>
-        <w:pStyle w:val="ListNumber"/>
-      </w:pPr>
-      <w:r>
-        <w:t>**Registro de proveedor**: NIT de 10 dígitos con dígito de verificación, datos de empresa y responsable; el sistema valida formatos antes de crear la cuenta.</w:t>
-      </w:r>
-    </w:p>
-    <w:p>
-      <w:pPr>
-        <w:pStyle w:val="ListNumber"/>
-      </w:pPr>
-      <w:r>
-        <w:t>**Inicio de sesión**: correo y contraseña. Si olvidaste la clave, usa **Recuperar contraseña**; recibirás una contraseña temporal y deberás cambiarla al entrar.</w:t>
-      </w:r>
-    </w:p>
-    <w:p>
-      <w:pPr>
-        <w:pStyle w:val="ListNumber"/>
-      </w:pPr>
-      <w:r>
-        <w:t>Tras autenticarte, el panel carga según tu rol.</w:t>
-      </w:r>
-    </w:p>
-    <w:p>
-      <w:pPr>
-        <w:pStyle w:val="Heading2"/>
-      </w:pPr>
-      <w:r>
-        <w:t>1.4 Manual guiado en la interfaz</w:t>
-      </w:r>
-    </w:p>
-    <w:p>
-      <w:r>
-        <w:t xml:space="preserve">El botón </w:t>
-      </w:r>
-      <w:r>
-        <w:rPr>
-          <w:b/>
-        </w:rPr>
-        <w:t>Manual guiado</w:t>
-      </w:r>
-      <w:r>
-        <w:t xml:space="preserve"> (landing, login y panel) abre un recorrido por pantalla </w:t>
-      </w:r>
-      <w:r>
-        <w:rPr>
-          <w:b/>
-        </w:rPr>
-        <w:t>sin guardar cambios por sí solo</w:t>
-      </w:r>
-      <w:r>
-        <w:t xml:space="preserve">. Úsalo para ubicar menú, módulos, notificaciones y flujos por rol. Este documento </w:t>
-      </w:r>
-      <w:r>
-        <w:rPr>
-          <w:b/>
-        </w:rPr>
-        <w:t>no sustituye</w:t>
-      </w:r>
-      <w:r>
-        <w:t xml:space="preserve"> ese manual: lo amplía con reglas de negocio y situaciones habituales fuera de la pantalla.</w:t>
-      </w:r>
-    </w:p>
-    <w:p>
-      <w:pPr>
-        <w:pStyle w:val="Heading2"/>
-      </w:pPr>
-      <w:r>
-        <w:t>1.5 Navegación del panel</w:t>
-      </w:r>
-    </w:p>
-    <w:p>
-      <w:pPr>
-        <w:pStyle w:val="ListBullet"/>
-      </w:pPr>
-      <w:r>
-        <w:t>**Menú lateral**: elige el módulo; en móvil, abre primero **Menú**.</w:t>
-      </w:r>
-    </w:p>
-    <w:p>
-      <w:pPr>
-        <w:pStyle w:val="ListBullet"/>
-      </w:pPr>
-      <w:r>
-        <w:t>**Área central**: formularios, tablas, filtros y acciones del módulo activo.</w:t>
-      </w:r>
-    </w:p>
-    <w:p>
-      <w:pPr>
-        <w:pStyle w:val="ListBullet"/>
-      </w:pPr>
-      <w:r>
-        <w:t>**Notificaciones** (campana): avisos de citas nuevas o cambiadas; el contador indica no leídas.</w:t>
-      </w:r>
-    </w:p>
-    <w:p>
-      <w:pPr>
-        <w:pStyle w:val="ListBullet"/>
-      </w:pPr>
-      <w:r>
-        <w:t>**Configuraciones**: contraseña, perfil y foto.</w:t>
-      </w:r>
-    </w:p>
-    <w:p>
-      <w:pPr>
-        <w:pStyle w:val="ListBullet"/>
-      </w:pPr>
-      <w:r>
-        <w:t>**Cerrar sesión**: en el pie del menú; invalida la sesión en el servidor.</w:t>
-      </w:r>
-    </w:p>
-    <w:p>
-      <w:pPr>
-        <w:pStyle w:val="Heading2"/>
-      </w:pPr>
-      <w:r>
-        <w:t>1.6 Citas: reglas que debes conocer</w:t>
-      </w:r>
-    </w:p>
-    <w:p>
-      <w:pPr>
-        <w:pStyle w:val="ListBullet"/>
-      </w:pPr>
-      <w:r>
-        <w:t>**Anticipación mínima**: no se agenda con menos de la anticipación configurada (por defecto, 48 horas antes del inicio).</w:t>
-      </w:r>
-    </w:p>
-    <w:p>
-      <w:pPr>
-        <w:pStyle w:val="ListBullet"/>
-      </w:pPr>
-      <w:r>
-        <w:t>**Franjas horarias**: solo se ofrecen horarios dentro de las ventanas habilitadas para el día (regla base o excepción por fecha).</w:t>
-      </w:r>
-    </w:p>
-    <w:p>
-      <w:pPr>
-        <w:pStyle w:val="ListBullet"/>
-      </w:pPr>
-      <w:r>
-        <w:t>**Conflictos**: el sistema no permite solapamientos; si cambias fecha u hora, valida disponibilidad antes de confirmar.</w:t>
-      </w:r>
-    </w:p>
-    <w:p>
-      <w:pPr>
-        <w:pStyle w:val="ListBullet"/>
-      </w:pPr>
-      <w:r>
-        <w:t>**Estados habituales**: sin revisión, revisado, finalizada, no presentada, cancelado. Logística y administración cambian estado; el proveedor gestiona las propias según las opciones del panel.</w:t>
-      </w:r>
-    </w:p>
-    <w:p>
-      <w:pPr>
-        <w:pStyle w:val="Heading2"/>
-      </w:pPr>
-      <w:r>
-        <w:t>1.7 Flujo del proveedor</w:t>
-      </w:r>
-    </w:p>
-    <w:p>
-      <w:pPr>
-        <w:pStyle w:val="ListNumber"/>
-      </w:pPr>
-      <w:r>
-        <w:t>Crear cita con descripción del material, fecha y hora dentro de franja y anticipación.</w:t>
-      </w:r>
-    </w:p>
-    <w:p>
-      <w:pPr>
-        <w:pStyle w:val="ListNumber"/>
-      </w:pPr>
-      <w:r>
-        <w:t>Consultar citas propias (lista o calendario según la vista).</w:t>
-      </w:r>
-    </w:p>
-    <w:p>
-      <w:pPr>
-        <w:pStyle w:val="ListNumber"/>
-      </w:pPr>
-      <w:r>
-        <w:t>Reprogramar o cancelar cuando el módulo lo permita y respetando las mismas reglas.</w:t>
-      </w:r>
-    </w:p>
-    <w:p>
-      <w:pPr>
-        <w:pStyle w:val="ListNumber"/>
-      </w:pPr>
-      <w:r>
-        <w:t>Revisar notificaciones y el historial asociado a una cita cuando esté disponible para tu rol.</w:t>
-      </w:r>
-    </w:p>
-    <w:p>
-      <w:pPr>
-        <w:pStyle w:val="ListNumber"/>
-      </w:pPr>
-      <w:r>
-        <w:t>Mantener perfil y contraseña en **Configuraciones**.</w:t>
-      </w:r>
-    </w:p>
-    <w:p>
-      <w:pPr>
-        <w:pStyle w:val="Heading2"/>
-      </w:pPr>
-      <w:r>
-        <w:t>1.8 Flujo de logística</w:t>
-      </w:r>
-    </w:p>
-    <w:p>
-      <w:pPr>
-        <w:pStyle w:val="ListNumber"/>
-      </w:pPr>
-      <w:r>
-        <w:t>Revisar resumen y bandeja de **Revisión de citas**.</w:t>
-      </w:r>
-    </w:p>
-    <w:p>
-      <w:pPr>
-        <w:pStyle w:val="ListNumber"/>
-      </w:pPr>
-      <w:r>
-        <w:t>**Buscar citas** por rango, estado o proveedor.</w:t>
-      </w:r>
-    </w:p>
-    <w:p>
-      <w:pPr>
-        <w:pStyle w:val="ListNumber"/>
-      </w:pPr>
-      <w:r>
-        <w:t>Cambiar estado, extender duración si no hay conflicto posterior y consultar historial.</w:t>
-      </w:r>
-    </w:p>
-    <w:p>
-      <w:pPr>
-        <w:pStyle w:val="ListNumber"/>
-      </w:pPr>
-      <w:r>
-        <w:t>Usar notificaciones para priorizar pendientes.</w:t>
-      </w:r>
-    </w:p>
-    <w:p>
-      <w:pPr>
-        <w:pStyle w:val="ListNumber"/>
-      </w:pPr>
-      <w:r>
-        <w:t>Exportar o filtrar resultados cuando la vista lo ofrezca (por ejemplo CSV).</w:t>
-      </w:r>
-    </w:p>
-    <w:p>
-      <w:pPr>
-        <w:pStyle w:val="Heading2"/>
-      </w:pPr>
-      <w:r>
-        <w:t>1.9 Flujo del administrador</w:t>
-      </w:r>
-    </w:p>
-    <w:p>
-      <w:r>
-        <w:t xml:space="preserve">Incluye lo de logística y además, según menú: </w:t>
-      </w:r>
-      <w:r>
-        <w:rPr>
-          <w:b/>
-        </w:rPr>
-        <w:t>Analítica</w:t>
-      </w:r>
-      <w:r>
-        <w:t xml:space="preserve">, </w:t>
-      </w:r>
-      <w:r>
-        <w:rPr>
-          <w:b/>
-        </w:rPr>
-        <w:t>Franjas horarias</w:t>
-      </w:r>
-      <w:r>
-        <w:t xml:space="preserve">, </w:t>
-      </w:r>
-      <w:r>
-        <w:rPr>
-          <w:b/>
-        </w:rPr>
-        <w:t>Equipo</w:t>
-      </w:r>
-      <w:r>
-        <w:t xml:space="preserve"> (usuarios y roles internos), </w:t>
-      </w:r>
-      <w:r>
-        <w:rPr>
-          <w:b/>
-        </w:rPr>
-        <w:t>Auditoría</w:t>
-      </w:r>
-      <w:r>
-        <w:t xml:space="preserve"> del sistema y ajustes operativos. Solo administración define franjas globales o por fecha y gestiona el equipo interno con privilegios elevados.</w:t>
-      </w:r>
-    </w:p>
-    <w:p>
-      <w:pPr>
-        <w:pStyle w:val="Heading2"/>
-      </w:pPr>
-      <w:r>
-        <w:t>1.10 Situaciones frecuentes</w:t>
-      </w:r>
-    </w:p>
-    <w:tbl>
-      <w:tblPr>
-        <w:tblStyle w:val="TableGrid"/>
-        <w:tblW w:type="auto" w:w="0"/>
-        <w:tblLook w:firstColumn="1" w:firstRow="1" w:lastColumn="0" w:lastRow="0" w:noHBand="0" w:noVBand="1" w:val="04A0"/>
-      </w:tblPr>
-      <w:tblGrid>
-        <w:gridCol w:w="4320"/>
-        <w:gridCol w:w="4320"/>
-      </w:tblGrid>
-      <w:tr>
-        <w:tc>
-          <w:tcPr>
-            <w:tcW w:type="dxa" w:w="4320"/>
-          </w:tcPr>
-          <w:p>
-            <w:r>
-              <w:t>Situación</w:t>
-            </w:r>
-          </w:p>
-        </w:tc>
-        <w:tc>
-          <w:tcPr>
-            <w:tcW w:type="dxa" w:w="4320"/>
-          </w:tcPr>
-          <w:p>
-            <w:r>
-              <w:t>Qué hacer</w:t>
-            </w:r>
-          </w:p>
-        </w:tc>
-      </w:tr>
-      <w:tr>
-        <w:tc>
-          <w:tcPr>
-            <w:tcW w:type="dxa" w:w="4320"/>
-          </w:tcPr>
-          <w:p>
-            <w:r>
-              <w:t>No puedo iniciar sesión tras varios intentos</w:t>
-            </w:r>
-          </w:p>
-        </w:tc>
-        <w:tc>
-          <w:tcPr>
-            <w:tcW w:type="dxa" w:w="4320"/>
-          </w:tcPr>
-          <w:p>
-            <w:r>
-              <w:t>Esperar el desbloqueo temporal o contactar al administrador.</w:t>
-            </w:r>
-          </w:p>
-        </w:tc>
-      </w:tr>
-      <w:tr>
-        <w:tc>
-          <w:tcPr>
-            <w:tcW w:type="dxa" w:w="4320"/>
-          </w:tcPr>
-          <w:p>
-            <w:r>
-              <w:t>Contraseña temporal tras recuperación</w:t>
-            </w:r>
-          </w:p>
-        </w:tc>
-        <w:tc>
-          <w:tcPr>
-            <w:tcW w:type="dxa" w:w="4320"/>
-          </w:tcPr>
-          <w:p>
-            <w:r>
-              <w:t>Cambiar contraseña en el primer acceso o en Configuraciones.</w:t>
-            </w:r>
-          </w:p>
-        </w:tc>
-      </w:tr>
-      <w:tr>
-        <w:tc>
-          <w:tcPr>
-            <w:tcW w:type="dxa" w:w="4320"/>
-          </w:tcPr>
-          <w:p>
-            <w:r>
-              <w:t>No hay horarios para un día</w:t>
-            </w:r>
-          </w:p>
-        </w:tc>
-        <w:tc>
-          <w:tcPr>
-            <w:tcW w:type="dxa" w:w="4320"/>
-          </w:tcPr>
-          <w:p>
-            <w:r>
-              <w:t>Revisar franjas del día o elegir otra fecha.</w:t>
-            </w:r>
-          </w:p>
-        </w:tc>
-      </w:tr>
-      <w:tr>
-        <w:tc>
-          <w:tcPr>
-            <w:tcW w:type="dxa" w:w="4320"/>
-          </w:tcPr>
-          <w:p>
-            <w:r>
-              <w:t>Error al guardar por conflicto</w:t>
-            </w:r>
-          </w:p>
-        </w:tc>
-        <w:tc>
-          <w:tcPr>
-            <w:tcW w:type="dxa" w:w="4320"/>
-          </w:tcPr>
-          <w:p>
-            <w:r>
-              <w:t>Elegir otro turno; el sistema evita solapamientos.</w:t>
-            </w:r>
-          </w:p>
-        </w:tc>
-      </w:tr>
-      <w:tr>
-        <w:tc>
-          <w:tcPr>
-            <w:tcW w:type="dxa" w:w="4320"/>
-          </w:tcPr>
-          <w:p>
-            <w:r>
-              <w:t>No veo citas de otro proveedor</w:t>
-            </w:r>
-          </w:p>
-        </w:tc>
-        <w:tc>
-          <w:tcPr>
-            <w:tcW w:type="dxa" w:w="4320"/>
-          </w:tcPr>
-          <w:p>
-            <w:r>
-              <w:t>Comportamiento esperado: el proveedor solo ve las propias.</w:t>
+              <w:t>Registrarme con NIT, empresa y correo</w:t>
             </w:r>
           </w:p>
         </w:tc>
@@ -680,1158 +158,237 @@
     <w:p/>
     <w:p>
       <w:pPr>
-        <w:pStyle w:val="Heading2"/>
+        <w:spacing w:after="120"/>
       </w:pPr>
       <w:r>
-        <w:t>1.11 Buenas prácticas</w:t>
+        <w:t>Si el login tarda mucho la primera vez del día, espere hasta ~1 minuto (servidor en la nube despertando).</w:t>
       </w:r>
     </w:p>
-    <w:p>
-      <w:pPr>
-        <w:pStyle w:val="ListBullet"/>
-      </w:pPr>
-      <w:r>
-        <w:t>Completar la descripción del material con claridad para logística.</w:t>
-      </w:r>
-    </w:p>
-    <w:p>
-      <w:pPr>
-        <w:pStyle w:val="ListBullet"/>
-      </w:pPr>
-      <w:r>
-        <w:t>Confirmar fecha y hora antes de cerrar el formulario; en borrador, el sistema puede conservar datos locales según la pantalla.</w:t>
-      </w:r>
-    </w:p>
-    <w:p>
-      <w:pPr>
-        <w:pStyle w:val="ListBullet"/>
-      </w:pPr>
-      <w:r>
-        <w:t>Cerrar sesión en equipos compartidos.</w:t>
-      </w:r>
-    </w:p>
-    <w:p>
-      <w:pPr>
-        <w:pStyle w:val="ListBullet"/>
-      </w:pPr>
-      <w:r>
-        <w:t>Ante dudas de pantalla, abrir **Manual guiado**; ante reglas de negocio, usar este documento.</w:t>
-      </w:r>
-    </w:p>
-    <w:p/>
     <w:p>
       <w:pPr>
         <w:pStyle w:val="Heading1"/>
       </w:pPr>
       <w:r>
-        <w:t>Parte 2. Índice de documentación técnica</w:t>
-      </w:r>
-    </w:p>
-    <w:p>
-      <w:r>
-        <w:t xml:space="preserve">No se duplica aquí un manual técnico extenso. La documentación técnica del proyecto está repartida en los artefactos siguientes. Este índice indica </w:t>
-      </w:r>
-      <w:r>
-        <w:rPr>
-          <w:b/>
-        </w:rPr>
-        <w:t>qué consultar</w:t>
-      </w:r>
-      <w:r>
-        <w:t xml:space="preserve"> y </w:t>
-      </w:r>
-      <w:r>
-        <w:rPr>
-          <w:b/>
-        </w:rPr>
-        <w:t>para qué</w:t>
-      </w:r>
-      <w:r>
-        <w:t>.</w:t>
+        <w:t>Proveedor</w:t>
       </w:r>
     </w:p>
     <w:p>
       <w:pPr>
-        <w:pStyle w:val="Heading2"/>
+        <w:spacing w:after="120"/>
       </w:pPr>
       <w:r>
-        <w:t>2.1 Arranque, arquitectura y API</w:t>
-      </w:r>
-    </w:p>
-    <w:tbl>
-      <w:tblPr>
-        <w:tblStyle w:val="TableGrid"/>
-        <w:tblW w:type="auto" w:w="0"/>
-        <w:tblLook w:firstColumn="1" w:firstRow="1" w:lastColumn="0" w:lastRow="0" w:noHBand="0" w:noVBand="1" w:val="04A0"/>
-      </w:tblPr>
-      <w:tblGrid>
-        <w:gridCol w:w="2880"/>
-        <w:gridCol w:w="2880"/>
-        <w:gridCol w:w="2880"/>
-      </w:tblGrid>
-      <w:tr>
-        <w:tc>
-          <w:tcPr>
-            <w:tcW w:type="dxa" w:w="2880"/>
-          </w:tcPr>
-          <w:p>
-            <w:r>
-              <w:t>Documento</w:t>
-            </w:r>
-          </w:p>
-        </w:tc>
-        <w:tc>
-          <w:tcPr>
-            <w:tcW w:type="dxa" w:w="2880"/>
-          </w:tcPr>
-          <w:p>
-            <w:r>
-              <w:t>Ubicación</w:t>
-            </w:r>
-          </w:p>
-        </w:tc>
-        <w:tc>
-          <w:tcPr>
-            <w:tcW w:type="dxa" w:w="2880"/>
-          </w:tcPr>
-          <w:p>
-            <w:r>
-              <w:t>Contenido</w:t>
-            </w:r>
-          </w:p>
-        </w:tc>
-      </w:tr>
-      <w:tr>
-        <w:tc>
-          <w:tcPr>
-            <w:tcW w:type="dxa" w:w="2880"/>
-          </w:tcPr>
-          <w:p>
-            <w:r>
-              <w:t>README del proyecto</w:t>
-            </w:r>
-          </w:p>
-        </w:tc>
-        <w:tc>
-          <w:tcPr>
-            <w:tcW w:type="dxa" w:w="2880"/>
-          </w:tcPr>
-          <w:p>
-            <w:r>
-              <w:t>[README.md](../README.md)</w:t>
-            </w:r>
-          </w:p>
-        </w:tc>
-        <w:tc>
-          <w:tcPr>
-            <w:tcW w:type="dxa" w:w="2880"/>
-          </w:tcPr>
-          <w:p>
-            <w:r>
-              <w:t>Estructura del repositorio, modelos principales, endpoints, autenticación JWT/refresh, variables de entorno y puesta en marcha local.</w:t>
-            </w:r>
-          </w:p>
-        </w:tc>
-      </w:tr>
-      <w:tr>
-        <w:tc>
-          <w:tcPr>
-            <w:tcW w:type="dxa" w:w="2880"/>
-          </w:tcPr>
-          <w:p>
-            <w:r>
-              <w:t>Documentación interactiva de API</w:t>
-            </w:r>
-          </w:p>
-        </w:tc>
-        <w:tc>
-          <w:tcPr>
-            <w:tcW w:type="dxa" w:w="2880"/>
-          </w:tcPr>
-          <w:p>
-            <w:r>
-              <w:t>`http://localhost:8000/docs` (entorno local)</w:t>
-            </w:r>
-          </w:p>
-        </w:tc>
-        <w:tc>
-          <w:tcPr>
-            <w:tcW w:type="dxa" w:w="2880"/>
-          </w:tcPr>
-          <w:p>
-            <w:r>
-              <w:t>Contrato OpenAPI/Swagger generado por el backend.</w:t>
-            </w:r>
-          </w:p>
-        </w:tc>
-      </w:tr>
-      <w:tr>
-        <w:tc>
-          <w:tcPr>
-            <w:tcW w:type="dxa" w:w="2880"/>
-          </w:tcPr>
-          <w:p>
-            <w:r>
-              <w:t>Salud del servicio</w:t>
-            </w:r>
-          </w:p>
-        </w:tc>
-        <w:tc>
-          <w:tcPr>
-            <w:tcW w:type="dxa" w:w="2880"/>
-          </w:tcPr>
-          <w:p>
-            <w:r>
-              <w:t>`GET /health`</w:t>
-            </w:r>
-          </w:p>
-        </w:tc>
-        <w:tc>
-          <w:tcPr>
-            <w:tcW w:type="dxa" w:w="2880"/>
-          </w:tcPr>
-          <w:p>
-            <w:r>
-              <w:t>Comprobación básica de disponibilidad del backend.</w:t>
-            </w:r>
-          </w:p>
-        </w:tc>
-      </w:tr>
-    </w:tbl>
-    <w:p/>
-    <w:p>
-      <w:pPr>
-        <w:pStyle w:val="Heading2"/>
-      </w:pPr>
-      <w:r>
-        <w:t>2.2 Base de datos y scripts</w:t>
-      </w:r>
-    </w:p>
-    <w:tbl>
-      <w:tblPr>
-        <w:tblStyle w:val="TableGrid"/>
-        <w:tblW w:type="auto" w:w="0"/>
-        <w:tblLook w:firstColumn="1" w:firstRow="1" w:lastColumn="0" w:lastRow="0" w:noHBand="0" w:noVBand="1" w:val="04A0"/>
-      </w:tblPr>
-      <w:tblGrid>
-        <w:gridCol w:w="2880"/>
-        <w:gridCol w:w="2880"/>
-        <w:gridCol w:w="2880"/>
-      </w:tblGrid>
-      <w:tr>
-        <w:tc>
-          <w:tcPr>
-            <w:tcW w:type="dxa" w:w="2880"/>
-          </w:tcPr>
-          <w:p>
-            <w:r>
-              <w:t>Documento</w:t>
-            </w:r>
-          </w:p>
-        </w:tc>
-        <w:tc>
-          <w:tcPr>
-            <w:tcW w:type="dxa" w:w="2880"/>
-          </w:tcPr>
-          <w:p>
-            <w:r>
-              <w:t>Ubicación</w:t>
-            </w:r>
-          </w:p>
-        </w:tc>
-        <w:tc>
-          <w:tcPr>
-            <w:tcW w:type="dxa" w:w="2880"/>
-          </w:tcPr>
-          <w:p>
-            <w:r>
-              <w:t>Contenido</w:t>
-            </w:r>
-          </w:p>
-        </w:tc>
-      </w:tr>
-      <w:tr>
-        <w:tc>
-          <w:tcPr>
-            <w:tcW w:type="dxa" w:w="2880"/>
-          </w:tcPr>
-          <w:p>
-            <w:r>
-              <w:t>Guía de base de datos</w:t>
-            </w:r>
-          </w:p>
-        </w:tc>
-        <w:tc>
-          <w:tcPr>
-            <w:tcW w:type="dxa" w:w="2880"/>
-          </w:tcPr>
-          <w:p>
-            <w:r>
-              <w:t>[db/README.md](../db/README.md)</w:t>
-            </w:r>
-          </w:p>
-        </w:tc>
-        <w:tc>
-          <w:tcPr>
-            <w:tcW w:type="dxa" w:w="2880"/>
-          </w:tcPr>
-          <w:p>
-            <w:r>
-              <w:t>Scripts `db/init`, semillas, CRUD SQL y orquestación.</w:t>
-            </w:r>
-          </w:p>
-        </w:tc>
-      </w:tr>
-      <w:tr>
-        <w:tc>
-          <w:tcPr>
-            <w:tcW w:type="dxa" w:w="2880"/>
-          </w:tcPr>
-          <w:p>
-            <w:r>
-              <w:t>Esquema y migraciones</w:t>
-            </w:r>
-          </w:p>
-        </w:tc>
-        <w:tc>
-          <w:tcPr>
-            <w:tcW w:type="dxa" w:w="2880"/>
-          </w:tcPr>
-          <w:p>
-            <w:r>
-              <w:t>`db/init/*.sql`</w:t>
-            </w:r>
-          </w:p>
-        </w:tc>
-        <w:tc>
-          <w:tcPr>
-            <w:tcW w:type="dxa" w:w="2880"/>
-          </w:tcPr>
-          <w:p>
-            <w:r>
-              <w:t>Definición de tablas, triggers de auditoría, sesiones, franjas y extensiones.</w:t>
-            </w:r>
-          </w:p>
-        </w:tc>
-      </w:tr>
-      <w:tr>
-        <w:tc>
-          <w:tcPr>
-            <w:tcW w:type="dxa" w:w="2880"/>
-          </w:tcPr>
-          <w:p>
-            <w:r>
-              <w:t>Funciones CRUD en BD</w:t>
-            </w:r>
-          </w:p>
-        </w:tc>
-        <w:tc>
-          <w:tcPr>
-            <w:tcW w:type="dxa" w:w="2880"/>
-          </w:tcPr>
-          <w:p>
-            <w:r>
-              <w:t>`db/database-crud/`</w:t>
-            </w:r>
-          </w:p>
-        </w:tc>
-        <w:tc>
-          <w:tcPr>
-            <w:tcW w:type="dxa" w:w="2880"/>
-          </w:tcPr>
-          <w:p>
-            <w:r>
-              <w:t>Funciones SQL por entidad (credenciales, usuarios, proveedores, citas, historial, roles).</w:t>
-            </w:r>
-          </w:p>
-        </w:tc>
-      </w:tr>
-    </w:tbl>
-    <w:p/>
-    <w:p>
-      <w:pPr>
-        <w:pStyle w:val="Heading2"/>
-      </w:pPr>
-      <w:r>
-        <w:t>2.3 Requerimientos, trazabilidad y cumplimiento</w:t>
-      </w:r>
-    </w:p>
-    <w:tbl>
-      <w:tblPr>
-        <w:tblStyle w:val="TableGrid"/>
-        <w:tblW w:type="auto" w:w="0"/>
-        <w:tblLook w:firstColumn="1" w:firstRow="1" w:lastColumn="0" w:lastRow="0" w:noHBand="0" w:noVBand="1" w:val="04A0"/>
-      </w:tblPr>
-      <w:tblGrid>
-        <w:gridCol w:w="2880"/>
-        <w:gridCol w:w="2880"/>
-        <w:gridCol w:w="2880"/>
-      </w:tblGrid>
-      <w:tr>
-        <w:tc>
-          <w:tcPr>
-            <w:tcW w:type="dxa" w:w="2880"/>
-          </w:tcPr>
-          <w:p>
-            <w:r>
-              <w:t>Documento</w:t>
-            </w:r>
-          </w:p>
-        </w:tc>
-        <w:tc>
-          <w:tcPr>
-            <w:tcW w:type="dxa" w:w="2880"/>
-          </w:tcPr>
-          <w:p>
-            <w:r>
-              <w:t>Ubicación</w:t>
-            </w:r>
-          </w:p>
-        </w:tc>
-        <w:tc>
-          <w:tcPr>
-            <w:tcW w:type="dxa" w:w="2880"/>
-          </w:tcPr>
-          <w:p>
-            <w:r>
-              <w:t>Contenido</w:t>
-            </w:r>
-          </w:p>
-        </w:tc>
-      </w:tr>
-      <w:tr>
-        <w:tc>
-          <w:tcPr>
-            <w:tcW w:type="dxa" w:w="2880"/>
-          </w:tcPr>
-          <w:p>
-            <w:r>
-              <w:t>Requerimientos (Excel)</w:t>
-            </w:r>
-          </w:p>
-        </w:tc>
-        <w:tc>
-          <w:tcPr>
-            <w:tcW w:type="dxa" w:w="2880"/>
-          </w:tcPr>
-          <w:p>
-            <w:r>
-              <w:t>[req_trabajo.xlsx](req_trabajo.xlsx)</w:t>
-            </w:r>
-          </w:p>
-        </w:tc>
-        <w:tc>
-          <w:tcPr>
-            <w:tcW w:type="dxa" w:w="2880"/>
-          </w:tcPr>
-          <w:p>
-            <w:r>
-              <w:t>Inventario de requisitos por capa y nivel de cumplimiento.</w:t>
-            </w:r>
-          </w:p>
-        </w:tc>
-      </w:tr>
-      <w:tr>
-        <w:tc>
-          <w:tcPr>
-            <w:tcW w:type="dxa" w:w="2880"/>
-          </w:tcPr>
-          <w:p>
-            <w:r>
-              <w:t>Matriz de trazabilidad</w:t>
-            </w:r>
-          </w:p>
-        </w:tc>
-        <w:tc>
-          <w:tcPr>
-            <w:tcW w:type="dxa" w:w="2880"/>
-          </w:tcPr>
-          <w:p>
-            <w:r>
-              <w:t>[MATRIZ_TRAZABILIDAD_FERRAGRO.xlsx](MATRIZ_TRAZABILIDAD_FERRAGRO.xlsx)</w:t>
-            </w:r>
-          </w:p>
-        </w:tc>
-        <w:tc>
-          <w:tcPr>
-            <w:tcW w:type="dxa" w:w="2880"/>
-          </w:tcPr>
-          <w:p>
-            <w:r>
-              <w:t>Trazabilidad de requisitos con estado, responsable y entregable.</w:t>
-            </w:r>
-          </w:p>
-        </w:tc>
-      </w:tr>
-      <w:tr>
-        <w:tc>
-          <w:tcPr>
-            <w:tcW w:type="dxa" w:w="2880"/>
-          </w:tcPr>
-          <w:p>
-            <w:r>
-              <w:t>Evidencia de implementación</w:t>
-            </w:r>
-          </w:p>
-        </w:tc>
-        <w:tc>
-          <w:tcPr>
-            <w:tcW w:type="dxa" w:w="2880"/>
-          </w:tcPr>
-          <w:p>
-            <w:r>
-              <w:t>[CUMPLIMIENTO_REQ.md](CUMPLIMIENTO_REQ.md)</w:t>
-            </w:r>
-          </w:p>
-        </w:tc>
-        <w:tc>
-          <w:tcPr>
-            <w:tcW w:type="dxa" w:w="2880"/>
-          </w:tcPr>
-          <w:p>
-            <w:r>
-              <w:t>Referencia de dónde quedó implementado cada requisito en código y operación.</w:t>
-            </w:r>
-          </w:p>
-        </w:tc>
-      </w:tr>
-    </w:tbl>
-    <w:p/>
-    <w:p>
-      <w:pPr>
-        <w:pStyle w:val="Heading2"/>
-      </w:pPr>
-      <w:r>
-        <w:t>2.4 Diccionarios y análisis de datos</w:t>
-      </w:r>
-    </w:p>
-    <w:tbl>
-      <w:tblPr>
-        <w:tblStyle w:val="TableGrid"/>
-        <w:tblW w:type="auto" w:w="0"/>
-        <w:tblLook w:firstColumn="1" w:firstRow="1" w:lastColumn="0" w:lastRow="0" w:noHBand="0" w:noVBand="1" w:val="04A0"/>
-      </w:tblPr>
-      <w:tblGrid>
-        <w:gridCol w:w="2880"/>
-        <w:gridCol w:w="2880"/>
-        <w:gridCol w:w="2880"/>
-      </w:tblGrid>
-      <w:tr>
-        <w:tc>
-          <w:tcPr>
-            <w:tcW w:type="dxa" w:w="2880"/>
-          </w:tcPr>
-          <w:p>
-            <w:r>
-              <w:t>Documento</w:t>
-            </w:r>
-          </w:p>
-        </w:tc>
-        <w:tc>
-          <w:tcPr>
-            <w:tcW w:type="dxa" w:w="2880"/>
-          </w:tcPr>
-          <w:p>
-            <w:r>
-              <w:t>Ubicación</w:t>
-            </w:r>
-          </w:p>
-        </w:tc>
-        <w:tc>
-          <w:tcPr>
-            <w:tcW w:type="dxa" w:w="2880"/>
-          </w:tcPr>
-          <w:p>
-            <w:r>
-              <w:t>Contenido</w:t>
-            </w:r>
-          </w:p>
-        </w:tc>
-      </w:tr>
-      <w:tr>
-        <w:tc>
-          <w:tcPr>
-            <w:tcW w:type="dxa" w:w="2880"/>
-          </w:tcPr>
-          <w:p>
-            <w:r>
-              <w:t>Diccionario de datos</w:t>
-            </w:r>
-          </w:p>
-        </w:tc>
-        <w:tc>
-          <w:tcPr>
-            <w:tcW w:type="dxa" w:w="2880"/>
-          </w:tcPr>
-          <w:p>
-            <w:r>
-              <w:t>[DICCIONARIO_DATOS_FERRAGRO.docx](DICCIONARIO_DATOS_FERRAGRO.docx)</w:t>
-            </w:r>
-          </w:p>
-        </w:tc>
-        <w:tc>
-          <w:tcPr>
-            <w:tcW w:type="dxa" w:w="2880"/>
-          </w:tcPr>
-          <w:p>
-            <w:r>
-              <w:t>Tablas, campos, relaciones y reglas de negocio en PostgreSQL.</w:t>
-            </w:r>
-          </w:p>
-        </w:tc>
-      </w:tr>
-      <w:tr>
-        <w:tc>
-          <w:tcPr>
-            <w:tcW w:type="dxa" w:w="2880"/>
-          </w:tcPr>
-          <w:p>
-            <w:r>
-              <w:t>Diccionario de transacciones</w:t>
-            </w:r>
-          </w:p>
-        </w:tc>
-        <w:tc>
-          <w:tcPr>
-            <w:tcW w:type="dxa" w:w="2880"/>
-          </w:tcPr>
-          <w:p>
-            <w:r>
-              <w:t>[DICCIONARIO_TRANSACCIONES_FERRAGRO.xlsx](DICCIONARIO_TRANSACCIONES_FERRAGRO.xlsx)</w:t>
-            </w:r>
-          </w:p>
-        </w:tc>
-        <w:tc>
-          <w:tcPr>
-            <w:tcW w:type="dxa" w:w="2880"/>
-          </w:tcPr>
-          <w:p>
-            <w:r>
-              <w:t>Funciones SQL, endpoints y servicios con tablas afectadas.</w:t>
-            </w:r>
-          </w:p>
-        </w:tc>
-      </w:tr>
-      <w:tr>
-        <w:tc>
-          <w:tcPr>
-            <w:tcW w:type="dxa" w:w="2880"/>
-          </w:tcPr>
-          <w:p>
-            <w:r>
-              <w:t>Informe de análisis</w:t>
-            </w:r>
-          </w:p>
-        </w:tc>
-        <w:tc>
-          <w:tcPr>
-            <w:tcW w:type="dxa" w:w="2880"/>
-          </w:tcPr>
-          <w:p>
-            <w:r>
-              <w:t>[INFORME DE ANALISIS.docx](INFORME%20DE%20ANALISIS.docx)</w:t>
-            </w:r>
-          </w:p>
-        </w:tc>
-        <w:tc>
-          <w:tcPr>
-            <w:tcW w:type="dxa" w:w="2880"/>
-          </w:tcPr>
-          <w:p>
-            <w:r>
-              <w:t>Análisis del sistema según documentación de proyecto.</w:t>
-            </w:r>
-          </w:p>
-        </w:tc>
-      </w:tr>
-    </w:tbl>
-    <w:p/>
-    <w:p>
-      <w:pPr>
-        <w:pStyle w:val="Heading2"/>
-      </w:pPr>
-      <w:r>
-        <w:t>2.5 Operación, continuidad y seguridad</w:t>
-      </w:r>
-    </w:p>
-    <w:tbl>
-      <w:tblPr>
-        <w:tblStyle w:val="TableGrid"/>
-        <w:tblW w:type="auto" w:w="0"/>
-        <w:tblLook w:firstColumn="1" w:firstRow="1" w:lastColumn="0" w:lastRow="0" w:noHBand="0" w:noVBand="1" w:val="04A0"/>
-      </w:tblPr>
-      <w:tblGrid>
-        <w:gridCol w:w="2880"/>
-        <w:gridCol w:w="2880"/>
-        <w:gridCol w:w="2880"/>
-      </w:tblGrid>
-      <w:tr>
-        <w:tc>
-          <w:tcPr>
-            <w:tcW w:type="dxa" w:w="2880"/>
-          </w:tcPr>
-          <w:p>
-            <w:r>
-              <w:t>Documento</w:t>
-            </w:r>
-          </w:p>
-        </w:tc>
-        <w:tc>
-          <w:tcPr>
-            <w:tcW w:type="dxa" w:w="2880"/>
-          </w:tcPr>
-          <w:p>
-            <w:r>
-              <w:t>Ubicación</w:t>
-            </w:r>
-          </w:p>
-        </w:tc>
-        <w:tc>
-          <w:tcPr>
-            <w:tcW w:type="dxa" w:w="2880"/>
-          </w:tcPr>
-          <w:p>
-            <w:r>
-              <w:t>Contenido</w:t>
-            </w:r>
-          </w:p>
-        </w:tc>
-      </w:tr>
-      <w:tr>
-        <w:tc>
-          <w:tcPr>
-            <w:tcW w:type="dxa" w:w="2880"/>
-          </w:tcPr>
-          <w:p>
-            <w:r>
-              <w:t>Operación y continuidad</w:t>
-            </w:r>
-          </w:p>
-        </w:tc>
-        <w:tc>
-          <w:tcPr>
-            <w:tcW w:type="dxa" w:w="2880"/>
-          </w:tcPr>
-          <w:p>
-            <w:r>
-              <w:t>[operacion_continuidad.md](operacion_continuidad.md)</w:t>
-            </w:r>
-          </w:p>
-        </w:tc>
-        <w:tc>
-          <w:tcPr>
-            <w:tcW w:type="dxa" w:w="2880"/>
-          </w:tcPr>
-          <w:p>
-            <w:r>
-              <w:t>RPO/RTO orientativos, backups, monitoreo, roles de BD y mantenimiento.</w:t>
-            </w:r>
-          </w:p>
-        </w:tc>
-      </w:tr>
-    </w:tbl>
-    <w:p/>
-    <w:p>
-      <w:pPr>
-        <w:pStyle w:val="Heading2"/>
-      </w:pPr>
-      <w:r>
-        <w:t>2.6 Pruebas y calidad</w:t>
-      </w:r>
-    </w:p>
-    <w:tbl>
-      <w:tblPr>
-        <w:tblStyle w:val="TableGrid"/>
-        <w:tblW w:type="auto" w:w="0"/>
-        <w:tblLook w:firstColumn="1" w:firstRow="1" w:lastColumn="0" w:lastRow="0" w:noHBand="0" w:noVBand="1" w:val="04A0"/>
-      </w:tblPr>
-      <w:tblGrid>
-        <w:gridCol w:w="2880"/>
-        <w:gridCol w:w="2880"/>
-        <w:gridCol w:w="2880"/>
-      </w:tblGrid>
-      <w:tr>
-        <w:tc>
-          <w:tcPr>
-            <w:tcW w:type="dxa" w:w="2880"/>
-          </w:tcPr>
-          <w:p>
-            <w:r>
-              <w:t>Documento</w:t>
-            </w:r>
-          </w:p>
-        </w:tc>
-        <w:tc>
-          <w:tcPr>
-            <w:tcW w:type="dxa" w:w="2880"/>
-          </w:tcPr>
-          <w:p>
-            <w:r>
-              <w:t>Ubicación</w:t>
-            </w:r>
-          </w:p>
-        </w:tc>
-        <w:tc>
-          <w:tcPr>
-            <w:tcW w:type="dxa" w:w="2880"/>
-          </w:tcPr>
-          <w:p>
-            <w:r>
-              <w:t>Contenido</w:t>
-            </w:r>
-          </w:p>
-        </w:tc>
-      </w:tr>
-      <w:tr>
-        <w:tc>
-          <w:tcPr>
-            <w:tcW w:type="dxa" w:w="2880"/>
-          </w:tcPr>
-          <w:p>
-            <w:r>
-              <w:t>Plan de pruebas (Markdown)</w:t>
-            </w:r>
-          </w:p>
-        </w:tc>
-        <w:tc>
-          <w:tcPr>
-            <w:tcW w:type="dxa" w:w="2880"/>
-          </w:tcPr>
-          <w:p>
-            <w:r>
-              <w:t>[PRUEBAS.md](../PRUEBAS.md)</w:t>
-            </w:r>
-          </w:p>
-        </w:tc>
-        <w:tc>
-          <w:tcPr>
-            <w:tcW w:type="dxa" w:w="2880"/>
-          </w:tcPr>
-          <w:p>
-            <w:r>
-              <w:t>Casos de caja negra, gris y blanca adaptados a Ferragro.</w:t>
-            </w:r>
-          </w:p>
-        </w:tc>
-      </w:tr>
-      <w:tr>
-        <w:tc>
-          <w:tcPr>
-            <w:tcW w:type="dxa" w:w="2880"/>
-          </w:tcPr>
-          <w:p>
-            <w:r>
-              <w:t>Pruebas (Word)</w:t>
-            </w:r>
-          </w:p>
-        </w:tc>
-        <w:tc>
-          <w:tcPr>
-            <w:tcW w:type="dxa" w:w="2880"/>
-          </w:tcPr>
-          <w:p>
-            <w:r>
-              <w:t>[PRUEBAS.docx](PRUEBAS.docx)</w:t>
-            </w:r>
-          </w:p>
-        </w:tc>
-        <w:tc>
-          <w:tcPr>
-            <w:tcW w:type="dxa" w:w="2880"/>
-          </w:tcPr>
-          <w:p>
-            <w:r>
-              <w:t>Versión en formato documento para entrega.</w:t>
-            </w:r>
-          </w:p>
-        </w:tc>
-      </w:tr>
-      <w:tr>
-        <w:tc>
-          <w:tcPr>
-            <w:tcW w:type="dxa" w:w="2880"/>
-          </w:tcPr>
-          <w:p>
-            <w:r>
-              <w:t>Pruebas (referencia extendida)</w:t>
-            </w:r>
-          </w:p>
-        </w:tc>
-        <w:tc>
-          <w:tcPr>
-            <w:tcW w:type="dxa" w:w="2880"/>
-          </w:tcPr>
-          <w:p>
-            <w:r>
-              <w:t>[pruebas-caja-negra-blanca-gris.md](pruebas-caja-negra-blanca-gris.md)</w:t>
-            </w:r>
-          </w:p>
-        </w:tc>
-        <w:tc>
-          <w:tcPr>
-            <w:tcW w:type="dxa" w:w="2880"/>
-          </w:tcPr>
-          <w:p>
-            <w:r>
-              <w:t>Plantilla y casos adicionales en Markdown.</w:t>
-            </w:r>
-          </w:p>
-        </w:tc>
-      </w:tr>
-    </w:tbl>
-    <w:p/>
-    <w:p>
-      <w:pPr>
-        <w:pStyle w:val="Heading2"/>
-      </w:pPr>
-      <w:r>
-        <w:t>2.7 Código fuente de referencia rápida</w:t>
-      </w:r>
-    </w:p>
-    <w:tbl>
-      <w:tblPr>
-        <w:tblStyle w:val="TableGrid"/>
-        <w:tblW w:type="auto" w:w="0"/>
-        <w:tblLook w:firstColumn="1" w:firstRow="1" w:lastColumn="0" w:lastRow="0" w:noHBand="0" w:noVBand="1" w:val="04A0"/>
-      </w:tblPr>
-      <w:tblGrid>
-        <w:gridCol w:w="2880"/>
-        <w:gridCol w:w="2880"/>
-        <w:gridCol w:w="2880"/>
-      </w:tblGrid>
-      <w:tr>
-        <w:tc>
-          <w:tcPr>
-            <w:tcW w:type="dxa" w:w="2880"/>
-          </w:tcPr>
-          <w:p>
-            <w:r>
-              <w:t>Área</w:t>
-            </w:r>
-          </w:p>
-        </w:tc>
-        <w:tc>
-          <w:tcPr>
-            <w:tcW w:type="dxa" w:w="2880"/>
-          </w:tcPr>
-          <w:p>
-            <w:r>
-              <w:t>Ubicación</w:t>
-            </w:r>
-          </w:p>
-        </w:tc>
-        <w:tc>
-          <w:tcPr>
-            <w:tcW w:type="dxa" w:w="2880"/>
-          </w:tcPr>
-          <w:p>
-            <w:r>
-              <w:t>Contenido</w:t>
-            </w:r>
-          </w:p>
-        </w:tc>
-      </w:tr>
-      <w:tr>
-        <w:tc>
-          <w:tcPr>
-            <w:tcW w:type="dxa" w:w="2880"/>
-          </w:tcPr>
-          <w:p>
-            <w:r>
-              <w:t>API y reglas de negocio</w:t>
-            </w:r>
-          </w:p>
-        </w:tc>
-        <w:tc>
-          <w:tcPr>
-            <w:tcW w:type="dxa" w:w="2880"/>
-          </w:tcPr>
-          <w:p>
-            <w:r>
-              <w:t>`backend/app/api/`, `backend/app/services/`</w:t>
-            </w:r>
-          </w:p>
-        </w:tc>
-        <w:tc>
-          <w:tcPr>
-            <w:tcW w:type="dxa" w:w="2880"/>
-          </w:tcPr>
-          <w:p>
-            <w:r>
-              <w:t>Autenticación, citas, CRUD, notificaciones, recordatorios.</w:t>
-            </w:r>
-          </w:p>
-        </w:tc>
-      </w:tr>
-      <w:tr>
-        <w:tc>
-          <w:tcPr>
-            <w:tcW w:type="dxa" w:w="2880"/>
-          </w:tcPr>
-          <w:p>
-            <w:r>
-              <w:t>Modelos ORM</w:t>
-            </w:r>
-          </w:p>
-        </w:tc>
-        <w:tc>
-          <w:tcPr>
-            <w:tcW w:type="dxa" w:w="2880"/>
-          </w:tcPr>
-          <w:p>
-            <w:r>
-              <w:t>`backend/app/models/`</w:t>
-            </w:r>
-          </w:p>
-        </w:tc>
-        <w:tc>
-          <w:tcPr>
-            <w:tcW w:type="dxa" w:w="2880"/>
-          </w:tcPr>
-          <w:p>
-            <w:r>
-              <w:t>Mapeo de tablas PostgreSQL.</w:t>
-            </w:r>
-          </w:p>
-        </w:tc>
-      </w:tr>
-      <w:tr>
-        <w:tc>
-          <w:tcPr>
-            <w:tcW w:type="dxa" w:w="2880"/>
-          </w:tcPr>
-          <w:p>
-            <w:r>
-              <w:t>Frontend</w:t>
-            </w:r>
-          </w:p>
-        </w:tc>
-        <w:tc>
-          <w:tcPr>
-            <w:tcW w:type="dxa" w:w="2880"/>
-          </w:tcPr>
-          <w:p>
-            <w:r>
-              <w:t>`frontend/src/`</w:t>
-            </w:r>
-          </w:p>
-        </w:tc>
-        <w:tc>
-          <w:tcPr>
-            <w:tcW w:type="dxa" w:w="2880"/>
-          </w:tcPr>
-          <w:p>
-            <w:r>
-              <w:t>Páginas, panel por rol, manual guiado (`guidedTour/`), cliente API.</w:t>
-            </w:r>
-          </w:p>
-        </w:tc>
-      </w:tr>
-      <w:tr>
-        <w:tc>
-          <w:tcPr>
-            <w:tcW w:type="dxa" w:w="2880"/>
-          </w:tcPr>
-          <w:p>
-            <w:r>
-              <w:t>Manual guiado (definición)</w:t>
-            </w:r>
-          </w:p>
-        </w:tc>
-        <w:tc>
-          <w:tcPr>
-            <w:tcW w:type="dxa" w:w="2880"/>
-          </w:tcPr>
-          <w:p>
-            <w:r>
-              <w:t>`frontend/src/guidedTour/`</w:t>
-            </w:r>
-          </w:p>
-        </w:tc>
-        <w:tc>
-          <w:tcPr>
-            <w:tcW w:type="dxa" w:w="2880"/>
-          </w:tcPr>
-          <w:p>
-            <w:r>
-              <w:t>Pasos del recorrido público y por rol en el panel.</w:t>
-            </w:r>
-          </w:p>
-        </w:tc>
-      </w:tr>
-    </w:tbl>
-    <w:p/>
-    <w:p>
-      <w:pPr>
-        <w:pStyle w:val="Heading2"/>
-      </w:pPr>
-      <w:r>
-        <w:t>2.8 Orden sugerido de lectura técnica</w:t>
+        <w:t>1. Iniciar sesión.</w:t>
       </w:r>
     </w:p>
     <w:p>
       <w:pPr>
-        <w:pStyle w:val="ListNumber"/>
+        <w:spacing w:after="120"/>
       </w:pPr>
       <w:r>
-        <w:t>[README.md](../README.md) para contexto y despliegue.</w:t>
+        <w:t>2. Agendar cita: elegir bodega, fecha y turno disponible; describir el material.</w:t>
       </w:r>
     </w:p>
     <w:p>
       <w:pPr>
-        <w:pStyle w:val="ListNumber"/>
+        <w:spacing w:after="120"/>
       </w:pPr>
       <w:r>
-        <w:t>[DICCIONARIO_DATOS_FERRAGRO.docx](DICCIONARIO_DATOS_FERRAGRO.docx) y [DICCIONARIO_TRANSACCIONES_FERRAGRO.xlsx](DICCIONARIO_TRANSACCIONES_FERRAGRO.xlsx) para persistencia y operaciones.</w:t>
+        <w:t>3. Ver Mis citas (lista, día o mes).</w:t>
       </w:r>
     </w:p>
     <w:p>
       <w:pPr>
-        <w:pStyle w:val="ListNumber"/>
+        <w:spacing w:after="120"/>
       </w:pPr>
       <w:r>
-        <w:t>[CUMPLIMIENTO_REQ.md](CUMPLIMIENTO_REQ.md) y [MATRIZ_TRAZABILIDAD_FERRAGRO.xlsx](MATRIZ_TRAZABILIDAD_FERRAGRO.xlsx) para trazabilidad.</w:t>
+        <w:t>4. Cancelar dentro de las reglas del sistema (estado y plazos).</w:t>
       </w:r>
     </w:p>
     <w:p>
       <w:pPr>
-        <w:pStyle w:val="ListNumber"/>
+        <w:spacing w:after="120"/>
       </w:pPr>
       <w:r>
-        <w:t>[operacion_continuidad.md](operacion_continuidad.md) antes de producción.</w:t>
+        <w:t>5. Perfil: actualizar datos y contraseña.</w:t>
       </w:r>
     </w:p>
     <w:p>
       <w:pPr>
-        <w:pStyle w:val="ListNumber"/>
+        <w:spacing w:after="120"/>
       </w:pPr>
       <w:r>
-        <w:t>[PRUEBAS.md](../PRUEBAS.md) para validación funcional y de regresión.</w:t>
+        <w:t>Regla: debe agendar con al menos 24 horas de anticipación (configurable en el servidor).</w:t>
       </w:r>
     </w:p>
-    <w:p/>
     <w:p>
       <w:pPr>
         <w:pStyle w:val="Heading1"/>
       </w:pPr>
       <w:r>
-        <w:t>Nota final</w:t>
+        <w:t>Logística</w:t>
       </w:r>
     </w:p>
     <w:p>
       <w:pPr>
-        <w:pStyle w:val="ListBullet"/>
+        <w:spacing w:after="120"/>
       </w:pPr>
       <w:r>
-        <w:t>**Usuario final**: Parte 1 + manual guiado en la aplicación.</w:t>
+        <w:t>1. Panel Citas: filtrar por día/semana/bodega (evitar «todas» si hay muchas citas).</w:t>
       </w:r>
     </w:p>
     <w:p>
       <w:pPr>
-        <w:pStyle w:val="ListBullet"/>
+        <w:spacing w:after="120"/>
       </w:pPr>
       <w:r>
-        <w:t>**Desarrollo, operación o entrega académica**: Parte 2 y los archivos enlazados; no hace falta un segundo manual técnico duplicado si se mantiene actualizado este índice.</w:t>
+        <w:t>2. Abrir una cita → cambiar estado (revisado, finalizada, no presentada, etc.).</w:t>
+      </w:r>
+    </w:p>
+    <w:p>
+      <w:pPr>
+        <w:spacing w:after="120"/>
+      </w:pPr>
+      <w:r>
+        <w:t>3. Reprogramar o extender duración cuando aplique; el sistema evita solapamientos en la misma bodega.</w:t>
+      </w:r>
+    </w:p>
+    <w:p>
+      <w:pPr>
+        <w:spacing w:after="120"/>
+      </w:pPr>
+      <w:r>
+        <w:t>4. Proveedores: consulta y edición (no eliminar salvo permisos Admin).</w:t>
+      </w:r>
+    </w:p>
+    <w:p>
+      <w:pPr>
+        <w:spacing w:after="120"/>
+      </w:pPr>
+      <w:r>
+        <w:t>5. Historial: pestaña dedicada (no carga al entrar al panel).</w:t>
+      </w:r>
+    </w:p>
+    <w:p>
+      <w:pPr>
+        <w:spacing w:after="120"/>
+      </w:pPr>
+      <w:r>
+        <w:t>Límite operativo: no más de 3 cambios de estado o 2 extensiones por cita (reglas de negocio).</w:t>
+      </w:r>
+    </w:p>
+    <w:p>
+      <w:pPr>
+        <w:pStyle w:val="Heading1"/>
+      </w:pPr>
+      <w:r>
+        <w:t>Admin</w:t>
+      </w:r>
+    </w:p>
+    <w:p>
+      <w:pPr>
+        <w:spacing w:after="120"/>
+      </w:pPr>
+      <w:r>
+        <w:t>Todo lo de Logística, más:</w:t>
+      </w:r>
+    </w:p>
+    <w:p>
+      <w:pPr>
+        <w:spacing w:after="120"/>
+      </w:pPr>
+      <w:r>
+        <w:t>- Equipo: crear Admin o Logística.</w:t>
+      </w:r>
+    </w:p>
+    <w:p>
+      <w:pPr>
+        <w:spacing w:after="120"/>
+      </w:pPr>
+      <w:r>
+        <w:t>- Franjas / bodegas: configurar horarios por bodega y excepciones por fecha.</w:t>
+      </w:r>
+    </w:p>
+    <w:p>
+      <w:pPr>
+        <w:spacing w:after="120"/>
+      </w:pPr>
+      <w:r>
+        <w:t>- Eliminar usuarios, proveedores o citas cuando corresponda.</w:t>
+      </w:r>
+    </w:p>
+    <w:p>
+      <w:pPr>
+        <w:spacing w:after="120"/>
+      </w:pPr>
+      <w:r>
+        <w:t>- Auditoría y analítica / exportación Excel.</w:t>
+      </w:r>
+    </w:p>
+    <w:p>
+      <w:pPr>
+        <w:spacing w:after="120"/>
+      </w:pPr>
+      <w:r>
+        <w:t>- Liberar correo tras bajas (release-email o scripts SQL documentados).</w:t>
+      </w:r>
+    </w:p>
+    <w:p>
+      <w:pPr>
+        <w:pStyle w:val="Heading1"/>
+      </w:pPr>
+      <w:r>
+        <w:t>Notificaciones y correo</w:t>
+      </w:r>
+    </w:p>
+    <w:p>
+      <w:pPr>
+        <w:spacing w:after="120"/>
+      </w:pPr>
+      <w:r>
+        <w:t>- Campana en el panel: avisos internos.</w:t>
+      </w:r>
+    </w:p>
+    <w:p>
+      <w:pPr>
+        <w:spacing w:after="120"/>
+      </w:pPr>
+      <w:r>
+        <w:t>- Correo (si SMTP está activo en Render): bienvenida, recuperar contraseña, cambios de estado de citas.</w:t>
+      </w:r>
+    </w:p>
+    <w:p>
+      <w:pPr>
+        <w:spacing w:after="120"/>
+      </w:pPr>
+      <w:r>
+        <w:t>Comprobar: GET .../health → "email_enabled": true.</w:t>
+      </w:r>
+    </w:p>
+    <w:p>
+      <w:pPr>
+        <w:pStyle w:val="Heading1"/>
+      </w:pPr>
+      <w:r>
+        <w:t>Ayuda en pantalla</w:t>
+      </w:r>
+    </w:p>
+    <w:p>
+      <w:pPr>
+        <w:spacing w:after="120"/>
+      </w:pPr>
+      <w:r>
+        <w:t>El panel incluye tour guiado (primera visita) y textos de validación en español.</w:t>
+      </w:r>
+    </w:p>
+    <w:p>
+      <w:pPr>
+        <w:spacing w:after="120"/>
+      </w:pPr>
+      <w:r>
+        <w:rPr>
+          <w:i/>
+        </w:rPr>
+        <w:t>Para detalle técnico y despliegue, ver GUIA_OPERACION_PRODUCCION.md. Versión mayo 2026.</w:t>
       </w:r>
     </w:p>
     <w:sectPr>
@@ -2208,7 +765,7 @@
     <w:qFormat/>
     <w:rsid w:val="00FC693F"/>
     <w:rPr>
-      <w:rFonts w:ascii="Calibri" w:hAnsi="Calibri" w:eastAsia="Calibri"/>
+      <w:rFonts w:ascii="Calibri" w:hAnsi="Calibri"/>
       <w:sz w:val="22"/>
     </w:rPr>
   </w:style>

--- a/docs/MANUAL_USUARIO_Y_DOCUMENTACION.docx
+++ b/docs/MANUAL_USUARIO_Y_DOCUMENTACION.docx
@@ -80,7 +80,7 @@
               <w:spacing w:after="0"/>
             </w:pPr>
             <w:r>
-              <w:t>Admin</w:t>
+              <w:t>Admin (global)</w:t>
             </w:r>
           </w:p>
         </w:tc>
@@ -94,6 +94,34 @@
             </w:pPr>
             <w:r>
               <w:t>Solo cuenta creada por IT (bootstrap-admin); no usar «Registrarme»</w:t>
+            </w:r>
+          </w:p>
+        </w:tc>
+      </w:tr>
+      <w:tr>
+        <w:tc>
+          <w:tcPr>
+            <w:tcW w:type="dxa" w:w="4320"/>
+          </w:tcPr>
+          <w:p>
+            <w:pPr>
+              <w:spacing w:after="0"/>
+            </w:pPr>
+            <w:r>
+              <w:t>Administrador de bodega</w:t>
+            </w:r>
+          </w:p>
+        </w:tc>
+        <w:tc>
+          <w:tcPr>
+            <w:tcW w:type="dxa" w:w="4320"/>
+          </w:tcPr>
+          <w:p>
+            <w:pPr>
+              <w:spacing w:after="0"/>
+            </w:pPr>
+            <w:r>
+              <w:t>Alta por Admin en Equipo (rol AdminBodega), con una o más bodegas asignadas</w:t>
             </w:r>
           </w:p>
         </w:tc>
@@ -169,6 +197,46 @@
         <w:pStyle w:val="Heading1"/>
       </w:pPr>
       <w:r>
+        <w:t>Conceptos clave</w:t>
+      </w:r>
+    </w:p>
+    <w:p>
+      <w:pPr>
+        <w:spacing w:after="120"/>
+      </w:pPr>
+      <w:r>
+        <w:t>- Bodega: sede donde se descarga mercancía.</w:t>
+      </w:r>
+    </w:p>
+    <w:p>
+      <w:pPr>
+        <w:spacing w:after="120"/>
+      </w:pPr>
+      <w:r>
+        <w:t>- Muelle / equipo de descarga: cada bodega tiene uno o más muelles (p. ej. «Carlos», «Rubén»). Las citas y la disponibilidad van ligadas al muelle, no solo a la bodega.</w:t>
+      </w:r>
+    </w:p>
+    <w:p>
+      <w:pPr>
+        <w:spacing w:after="120"/>
+      </w:pPr>
+      <w:r>
+        <w:t>- Franjas horarias: turnos en los que se puede agendar. Se configuran en Franjas horarias eligiendo bodega y muelle (no es un solo calendario por bodega).</w:t>
+      </w:r>
+    </w:p>
+    <w:p>
+      <w:pPr>
+        <w:spacing w:after="120"/>
+      </w:pPr>
+      <w:r>
+        <w:t>- Equipos del proveedor (camiones en paralelo): en Configuraciones, el proveedor indica cuántos vehículos puede tener a la vez; es distinto de los muelles de la bodega.</w:t>
+      </w:r>
+    </w:p>
+    <w:p>
+      <w:pPr>
+        <w:pStyle w:val="Heading1"/>
+      </w:pPr>
+      <w:r>
         <w:t>Proveedor</w:t>
       </w:r>
     </w:p>
@@ -185,7 +253,7 @@
         <w:spacing w:after="120"/>
       </w:pPr>
       <w:r>
-        <w:t>2. Agendar cita: elegir bodega, fecha y turno disponible; describir el material.</w:t>
+        <w:t>2. Agendar cita (Inicio): elegir bodega, muelle de esa bodega, fecha y turno; describir el material.</w:t>
       </w:r>
     </w:p>
     <w:p>
@@ -193,7 +261,7 @@
         <w:spacing w:after="120"/>
       </w:pPr>
       <w:r>
-        <w:t>3. Ver Mis citas (lista, día o mes).</w:t>
+        <w:t>- Debe elegir muelle antes de ver días y turnos disponibles.</w:t>
       </w:r>
     </w:p>
     <w:p>
@@ -201,7 +269,7 @@
         <w:spacing w:after="120"/>
       </w:pPr>
       <w:r>
-        <w:t>4. Cancelar dentro de las reglas del sistema (estado y plazos).</w:t>
+        <w:t>- Puede tener varias citas el mismo día; con varios camiones (Configuraciones) puede agendar en paralelo según reglas del sistema.</w:t>
       </w:r>
     </w:p>
     <w:p>
@@ -209,7 +277,7 @@
         <w:spacing w:after="120"/>
       </w:pPr>
       <w:r>
-        <w:t>5. Perfil: actualizar datos y contraseña.</w:t>
+        <w:t>- La disponibilidad la define Admin o Administrador de bodega en Franjas horarias (por muelle).</w:t>
       </w:r>
     </w:p>
     <w:p>
@@ -217,7 +285,47 @@
         <w:spacing w:after="120"/>
       </w:pPr>
       <w:r>
-        <w:t>Regla: debe agendar con al menos 24 horas de anticipación (configurable en el servidor).</w:t>
+        <w:t>3. Mis citas: lista, día o mes; cancelar según estado y plazos.</w:t>
+      </w:r>
+    </w:p>
+    <w:p>
+      <w:pPr>
+        <w:spacing w:after="120"/>
+      </w:pPr>
+      <w:r>
+        <w:t>4. Historial: citas cerradas.</w:t>
+      </w:r>
+    </w:p>
+    <w:p>
+      <w:pPr>
+        <w:spacing w:after="120"/>
+      </w:pPr>
+      <w:r>
+        <w:t>5. Configuraciones: perfil, contraseña y cantidad de equipos de descarga de su empresa (camiones).</w:t>
+      </w:r>
+    </w:p>
+    <w:p>
+      <w:pPr>
+        <w:spacing w:after="120"/>
+      </w:pPr>
+      <w:r>
+        <w:t>6. Notificaciones (campana): cambios de fecha, hora o estado en sus citas.</w:t>
+      </w:r>
+    </w:p>
+    <w:p>
+      <w:pPr>
+        <w:spacing w:after="120"/>
+      </w:pPr>
+      <w:r>
+        <w:t>7. Si Logística o Admin modifica su cita, puede aparecer un modal de aviso al entrar al panel (resumen del cambio).</w:t>
+      </w:r>
+    </w:p>
+    <w:p>
+      <w:pPr>
+        <w:spacing w:after="120"/>
+      </w:pPr>
+      <w:r>
+        <w:t>Regla habitual: agendar con al menos 24 horas de anticipación (configurable en el servidor).</w:t>
       </w:r>
     </w:p>
     <w:p>
@@ -233,7 +341,7 @@
         <w:spacing w:after="120"/>
       </w:pPr>
       <w:r>
-        <w:t>1. Panel Citas: filtrar por día/semana/bodega (evitar «todas» si hay muchas citas).</w:t>
+        <w:t>1. Citas: filtrar por día, semana, mes o quincena y por bodega (selectores de mes/año en pantalla).</w:t>
       </w:r>
     </w:p>
     <w:p>
@@ -241,7 +349,7 @@
         <w:spacing w:after="120"/>
       </w:pPr>
       <w:r>
-        <w:t>2. Abrir una cita → cambiar estado (revisado, finalizada, no presentada, etc.).</w:t>
+        <w:t>2. Revisión de citas: abrir una cita y cambiar estado (revisada, finalizada, no presentada, cancelada, etc.).</w:t>
       </w:r>
     </w:p>
     <w:p>
@@ -249,7 +357,7 @@
         <w:spacing w:after="120"/>
       </w:pPr>
       <w:r>
-        <w:t>3. Reprogramar o extender duración cuando aplique; el sistema evita solapamientos en la misma bodega.</w:t>
+        <w:t>- Tras marcar revisado, hay una ventana de 15 minutos (desde la hora de inicio de la cita) para marcar finalizada.</w:t>
       </w:r>
     </w:p>
     <w:p>
@@ -257,7 +365,23 @@
         <w:spacing w:after="120"/>
       </w:pPr>
       <w:r>
-        <w:t>4. Proveedores: consulta y edición (no eliminar salvo permisos Admin).</w:t>
+        <w:t>- Si no se finaliza a tiempo, el sistema envía alerta al staff y puede pasar la cita a no presentada automáticamente.</w:t>
+      </w:r>
+    </w:p>
+    <w:p>
+      <w:pPr>
+        <w:spacing w:after="120"/>
+      </w:pPr>
+      <w:r>
+        <w:t>3. Buscar citas: consultas y detalle.</w:t>
+      </w:r>
+    </w:p>
+    <w:p>
+      <w:pPr>
+        <w:spacing w:after="120"/>
+      </w:pPr>
+      <w:r>
+        <w:t>4. Reprogramar o extender duración cuando aplique; el sistema evita solapamientos en el mismo muelle/bodega.</w:t>
       </w:r>
     </w:p>
     <w:p>
@@ -273,7 +397,34 @@
         <w:spacing w:after="120"/>
       </w:pPr>
       <w:r>
+        <w:t>6. Configuraciones: perfil y contraseña.</w:t>
+      </w:r>
+    </w:p>
+    <w:p>
+      <w:pPr>
+        <w:spacing w:after="120"/>
+      </w:pPr>
+      <w:r>
+        <w:t>7. Notificaciones: citas nuevas o que vuelven a revisión.</w:t>
+      </w:r>
+    </w:p>
+    <w:p>
+      <w:pPr>
+        <w:spacing w:after="120"/>
+      </w:pPr>
+      <w:r>
         <w:t>Límite operativo: no más de 3 cambios de estado o 2 extensiones por cita (reglas de negocio).</w:t>
+      </w:r>
+    </w:p>
+    <w:p>
+      <w:pPr>
+        <w:spacing w:after="120"/>
+      </w:pPr>
+      <w:r>
+        <w:rPr>
+          <w:i/>
+        </w:rPr>
+        <w:t>Logística no configura bodegas, muelles ni franjas.</w:t>
       </w:r>
     </w:p>
     <w:p>
@@ -281,7 +432,7 @@
         <w:pStyle w:val="Heading1"/>
       </w:pPr>
       <w:r>
-        <w:t>Admin</w:t>
+        <w:t>Administrador de bodega</w:t>
       </w:r>
     </w:p>
     <w:p>
@@ -289,7 +440,7 @@
         <w:spacing w:after="120"/>
       </w:pPr>
       <w:r>
-        <w:t>Todo lo de Logística, más:</w:t>
+        <w:t>Rol intermedio: opera solo las bodegas asignadas al crear su usuario.</w:t>
       </w:r>
     </w:p>
     <w:p>
@@ -297,7 +448,10 @@
         <w:spacing w:after="120"/>
       </w:pPr>
       <w:r>
-        <w:t>- Equipo: crear Admin o Logística.</w:t>
+        <w:rPr>
+          <w:i/>
+        </w:rPr>
+        <w:t>Puede</w:t>
       </w:r>
     </w:p>
     <w:p>
@@ -305,7 +459,130 @@
         <w:spacing w:after="120"/>
       </w:pPr>
       <w:r>
-        <w:t>- Franjas / bodegas: configurar horarios por bodega y excepciones por fecha.</w:t>
+        <w:t>- Ver y gestionar citas de sus bodegas (Citas, Buscar, Revisión).</w:t>
+      </w:r>
+    </w:p>
+    <w:p>
+      <w:pPr>
+        <w:spacing w:after="120"/>
+      </w:pPr>
+      <w:r>
+        <w:t>- Bodegas: cambiar cantidad de Equipos (muelles), Nombres de muelles y pulsar Aplicar cambios en cada fila (mensaje de confirmación en pantalla).</w:t>
+      </w:r>
+    </w:p>
+    <w:p>
+      <w:pPr>
+        <w:spacing w:after="120"/>
+      </w:pPr>
+      <w:r>
+        <w:t>- Franjas horarias: definir turnos por bodega y muelle.</w:t>
+      </w:r>
+    </w:p>
+    <w:p>
+      <w:pPr>
+        <w:spacing w:after="120"/>
+      </w:pPr>
+      <w:r>
+        <w:rPr>
+          <w:i/>
+        </w:rPr>
+        <w:t>No puede</w:t>
+      </w:r>
+    </w:p>
+    <w:p>
+      <w:pPr>
+        <w:spacing w:after="120"/>
+      </w:pPr>
+      <w:r>
+        <w:t>- Crear bodegas nuevas ni desactivarlas.</w:t>
+      </w:r>
+    </w:p>
+    <w:p>
+      <w:pPr>
+        <w:spacing w:after="120"/>
+      </w:pPr>
+      <w:r>
+        <w:t>- Cambiar el nombre comercial de la bodega en pantalla (solo muelles y cantidad).</w:t>
+      </w:r>
+    </w:p>
+    <w:p>
+      <w:pPr>
+        <w:spacing w:after="120"/>
+      </w:pPr>
+      <w:r>
+        <w:t>- Analítica global, Proveedores, Auditoría ni alta de usuarios Admin/Logística.</w:t>
+      </w:r>
+    </w:p>
+    <w:p>
+      <w:pPr>
+        <w:spacing w:after="120"/>
+      </w:pPr>
+      <w:r>
+        <w:t>Manual en pantalla: botón Manual guiado (recorrido específico para este rol).</w:t>
+      </w:r>
+    </w:p>
+    <w:p>
+      <w:pPr>
+        <w:pStyle w:val="Heading1"/>
+      </w:pPr>
+      <w:r>
+        <w:t>Admin (global)</w:t>
+      </w:r>
+    </w:p>
+    <w:p>
+      <w:pPr>
+        <w:spacing w:after="120"/>
+      </w:pPr>
+      <w:r>
+        <w:t>Todo lo de Logística en citas, más administración completa:</w:t>
+      </w:r>
+    </w:p>
+    <w:p>
+      <w:pPr>
+        <w:spacing w:after="120"/>
+      </w:pPr>
+      <w:r>
+        <w:t>- Equipo: crear Admin, Logística o Administrador de bodega (asignando bodegas).</w:t>
+      </w:r>
+    </w:p>
+    <w:p>
+      <w:pPr>
+        <w:spacing w:after="120"/>
+      </w:pPr>
+      <w:r>
+        <w:t>- Bodegas: crear sedes, ajustar muelles y nombres; desactivar bodega (solo Admin global).</w:t>
+      </w:r>
+    </w:p>
+    <w:p>
+      <w:pPr>
+        <w:spacing w:after="120"/>
+      </w:pPr>
+      <w:r>
+        <w:t>- Franjas horarias: calendario por bodega y muelle; excepciones por fecha.</w:t>
+      </w:r>
+    </w:p>
+    <w:p>
+      <w:pPr>
+        <w:spacing w:after="120"/>
+      </w:pPr>
+      <w:r>
+        <w:t>- Proveedores: alta, edición, suspensión y eliminación según reglas.</w:t>
+      </w:r>
+    </w:p>
+    <w:p>
+      <w:pPr>
+        <w:spacing w:after="120"/>
+      </w:pPr>
+      <w:r>
+        <w:t>- Auditoría (incluye acceso Administrador de bodega según alcance) y Analítica / exportación Excel.</w:t>
+      </w:r>
+    </w:p>
+    <w:p>
+      <w:pPr>
+        <w:spacing w:after="120"/>
+      </w:pPr>
+      <w:r>
+        <w:t>- Analítica filtra por día local (zona America/Bogota), no solo por fecha UTC.</w:t>
       </w:r>
     </w:p>
     <w:p>
@@ -314,14 +591,6 @@
       </w:pPr>
       <w:r>
         <w:t>- Eliminar usuarios, proveedores o citas cuando corresponda.</w:t>
-      </w:r>
-    </w:p>
-    <w:p>
-      <w:pPr>
-        <w:spacing w:after="120"/>
-      </w:pPr>
-      <w:r>
-        <w:t>- Auditoría y analítica / exportación Excel.</w:t>
       </w:r>
     </w:p>
     <w:p>
@@ -345,7 +614,7 @@
         <w:spacing w:after="120"/>
       </w:pPr>
       <w:r>
-        <w:t>- Campana en el panel: avisos internos.</w:t>
+        <w:t>- Campana en el panel (todos los roles con sesión): avisos internos; el contador ámbar son no leídas.</w:t>
       </w:r>
     </w:p>
     <w:p>
@@ -377,7 +646,602 @@
         <w:spacing w:after="120"/>
       </w:pPr>
       <w:r>
-        <w:t>El panel incluye tour guiado (primera visita) y textos de validación en español.</w:t>
+        <w:t>- Manual guiado: botón «Manual» / «Manual guiado»; el contenido depende del rol (Admin, Administrador de bodega, Logística o Proveedor).</w:t>
+      </w:r>
+    </w:p>
+    <w:p>
+      <w:pPr>
+        <w:spacing w:after="120"/>
+      </w:pPr>
+      <w:r>
+        <w:t>- Tour de primera visita y mensajes de validación en español.</w:t>
+      </w:r>
+    </w:p>
+    <w:p>
+      <w:pPr>
+        <w:spacing w:after="120"/>
+      </w:pPr>
+      <w:r>
+        <w:t>- Al guardar bodegas/muelles aparece un mensaje de confirmación; no hace falta recargar la página (F5).</w:t>
+      </w:r>
+    </w:p>
+    <w:p>
+      <w:pPr>
+        <w:pStyle w:val="Heading1"/>
+      </w:pPr>
+      <w:r>
+        <w:t>Capturas de pantalla para el manual Word</w:t>
+      </w:r>
+    </w:p>
+    <w:p>
+      <w:pPr>
+        <w:spacing w:after="120"/>
+      </w:pPr>
+      <w:r>
+        <w:t>Al exportar a MANUAL_USUARIO_Y_DOCUMENTACION.docx, conviene insertar imágenes reales del portal (tú debes tomarlas y pegarlas en Word):</w:t>
+      </w:r>
+    </w:p>
+    <w:tbl>
+      <w:tblPr>
+        <w:tblStyle w:val="TableGrid"/>
+        <w:tblW w:type="auto" w:w="0"/>
+        <w:tblLook w:firstColumn="1" w:firstRow="1" w:lastColumn="0" w:lastRow="0" w:noHBand="0" w:noVBand="1" w:val="04A0"/>
+      </w:tblPr>
+      <w:tblGrid>
+        <w:gridCol w:w="2880"/>
+        <w:gridCol w:w="2880"/>
+        <w:gridCol w:w="2880"/>
+      </w:tblGrid>
+      <w:tr>
+        <w:tc>
+          <w:tcPr>
+            <w:tcW w:type="dxa" w:w="2880"/>
+          </w:tcPr>
+          <w:p>
+            <w:pPr>
+              <w:spacing w:after="0"/>
+            </w:pPr>
+            <w:r>
+              <w:rPr>
+                <w:b/>
+              </w:rPr>
+              <w:t>#</w:t>
+            </w:r>
+          </w:p>
+        </w:tc>
+        <w:tc>
+          <w:tcPr>
+            <w:tcW w:type="dxa" w:w="2880"/>
+          </w:tcPr>
+          <w:p>
+            <w:pPr>
+              <w:spacing w:after="0"/>
+            </w:pPr>
+            <w:r>
+              <w:rPr>
+                <w:b/>
+              </w:rPr>
+              <w:t>Pantalla sugerida</w:t>
+            </w:r>
+          </w:p>
+        </w:tc>
+        <w:tc>
+          <w:tcPr>
+            <w:tcW w:type="dxa" w:w="2880"/>
+          </w:tcPr>
+          <w:p>
+            <w:pPr>
+              <w:spacing w:after="0"/>
+            </w:pPr>
+            <w:r>
+              <w:rPr>
+                <w:b/>
+              </w:rPr>
+              <w:t>Rol</w:t>
+            </w:r>
+          </w:p>
+        </w:tc>
+      </w:tr>
+      <w:tr>
+        <w:tc>
+          <w:tcPr>
+            <w:tcW w:type="dxa" w:w="2880"/>
+          </w:tcPr>
+          <w:p>
+            <w:pPr>
+              <w:spacing w:after="0"/>
+            </w:pPr>
+            <w:r>
+              <w:t>1</w:t>
+            </w:r>
+          </w:p>
+        </w:tc>
+        <w:tc>
+          <w:tcPr>
+            <w:tcW w:type="dxa" w:w="2880"/>
+          </w:tcPr>
+          <w:p>
+            <w:pPr>
+              <w:spacing w:after="0"/>
+            </w:pPr>
+            <w:r>
+              <w:t>Login / landing</w:t>
+            </w:r>
+          </w:p>
+        </w:tc>
+        <w:tc>
+          <w:tcPr>
+            <w:tcW w:type="dxa" w:w="2880"/>
+          </w:tcPr>
+          <w:p>
+            <w:pPr>
+              <w:spacing w:after="0"/>
+            </w:pPr>
+            <w:r>
+              <w:t>Todos</w:t>
+            </w:r>
+          </w:p>
+        </w:tc>
+      </w:tr>
+      <w:tr>
+        <w:tc>
+          <w:tcPr>
+            <w:tcW w:type="dxa" w:w="2880"/>
+          </w:tcPr>
+          <w:p>
+            <w:pPr>
+              <w:spacing w:after="0"/>
+            </w:pPr>
+            <w:r>
+              <w:t>2</w:t>
+            </w:r>
+          </w:p>
+        </w:tc>
+        <w:tc>
+          <w:tcPr>
+            <w:tcW w:type="dxa" w:w="2880"/>
+          </w:tcPr>
+          <w:p>
+            <w:pPr>
+              <w:spacing w:after="0"/>
+            </w:pPr>
+            <w:r>
+              <w:t>Dashboard proveedor — Agendar cita (bodega + muelle + calendario)</w:t>
+            </w:r>
+          </w:p>
+        </w:tc>
+        <w:tc>
+          <w:tcPr>
+            <w:tcW w:type="dxa" w:w="2880"/>
+          </w:tcPr>
+          <w:p>
+            <w:pPr>
+              <w:spacing w:after="0"/>
+            </w:pPr>
+            <w:r>
+              <w:t>Proveedor</w:t>
+            </w:r>
+          </w:p>
+        </w:tc>
+      </w:tr>
+      <w:tr>
+        <w:tc>
+          <w:tcPr>
+            <w:tcW w:type="dxa" w:w="2880"/>
+          </w:tcPr>
+          <w:p>
+            <w:pPr>
+              <w:spacing w:after="0"/>
+            </w:pPr>
+            <w:r>
+              <w:t>3</w:t>
+            </w:r>
+          </w:p>
+        </w:tc>
+        <w:tc>
+          <w:tcPr>
+            <w:tcW w:type="dxa" w:w="2880"/>
+          </w:tcPr>
+          <w:p>
+            <w:pPr>
+              <w:spacing w:after="0"/>
+            </w:pPr>
+            <w:r>
+              <w:t>Mis citas (vista día/mes)</w:t>
+            </w:r>
+          </w:p>
+        </w:tc>
+        <w:tc>
+          <w:tcPr>
+            <w:tcW w:type="dxa" w:w="2880"/>
+          </w:tcPr>
+          <w:p>
+            <w:pPr>
+              <w:spacing w:after="0"/>
+            </w:pPr>
+            <w:r>
+              <w:t>Proveedor</w:t>
+            </w:r>
+          </w:p>
+        </w:tc>
+      </w:tr>
+      <w:tr>
+        <w:tc>
+          <w:tcPr>
+            <w:tcW w:type="dxa" w:w="2880"/>
+          </w:tcPr>
+          <w:p>
+            <w:pPr>
+              <w:spacing w:after="0"/>
+            </w:pPr>
+            <w:r>
+              <w:t>4</w:t>
+            </w:r>
+          </w:p>
+        </w:tc>
+        <w:tc>
+          <w:tcPr>
+            <w:tcW w:type="dxa" w:w="2880"/>
+          </w:tcPr>
+          <w:p>
+            <w:pPr>
+              <w:spacing w:after="0"/>
+            </w:pPr>
+            <w:r>
+              <w:t>Modal de notificación tras cambio de cita por staff</w:t>
+            </w:r>
+          </w:p>
+        </w:tc>
+        <w:tc>
+          <w:tcPr>
+            <w:tcW w:type="dxa" w:w="2880"/>
+          </w:tcPr>
+          <w:p>
+            <w:pPr>
+              <w:spacing w:after="0"/>
+            </w:pPr>
+            <w:r>
+              <w:t>Proveedor</w:t>
+            </w:r>
+          </w:p>
+        </w:tc>
+      </w:tr>
+      <w:tr>
+        <w:tc>
+          <w:tcPr>
+            <w:tcW w:type="dxa" w:w="2880"/>
+          </w:tcPr>
+          <w:p>
+            <w:pPr>
+              <w:spacing w:after="0"/>
+            </w:pPr>
+            <w:r>
+              <w:t>5</w:t>
+            </w:r>
+          </w:p>
+        </w:tc>
+        <w:tc>
+          <w:tcPr>
+            <w:tcW w:type="dxa" w:w="2880"/>
+          </w:tcPr>
+          <w:p>
+            <w:pPr>
+              <w:spacing w:after="0"/>
+            </w:pPr>
+            <w:r>
+              <w:t>Dashboard Logística — lista Citas con filtros semana/mes</w:t>
+            </w:r>
+          </w:p>
+        </w:tc>
+        <w:tc>
+          <w:tcPr>
+            <w:tcW w:type="dxa" w:w="2880"/>
+          </w:tcPr>
+          <w:p>
+            <w:pPr>
+              <w:spacing w:after="0"/>
+            </w:pPr>
+            <w:r>
+              <w:t>Logística</w:t>
+            </w:r>
+          </w:p>
+        </w:tc>
+      </w:tr>
+      <w:tr>
+        <w:tc>
+          <w:tcPr>
+            <w:tcW w:type="dxa" w:w="2880"/>
+          </w:tcPr>
+          <w:p>
+            <w:pPr>
+              <w:spacing w:after="0"/>
+            </w:pPr>
+            <w:r>
+              <w:t>6</w:t>
+            </w:r>
+          </w:p>
+        </w:tc>
+        <w:tc>
+          <w:tcPr>
+            <w:tcW w:type="dxa" w:w="2880"/>
+          </w:tcPr>
+          <w:p>
+            <w:pPr>
+              <w:spacing w:after="0"/>
+            </w:pPr>
+            <w:r>
+              <w:t>Revisión de citas — cambio de estado</w:t>
+            </w:r>
+          </w:p>
+        </w:tc>
+        <w:tc>
+          <w:tcPr>
+            <w:tcW w:type="dxa" w:w="2880"/>
+          </w:tcPr>
+          <w:p>
+            <w:pPr>
+              <w:spacing w:after="0"/>
+            </w:pPr>
+            <w:r>
+              <w:t>Logística</w:t>
+            </w:r>
+          </w:p>
+        </w:tc>
+      </w:tr>
+      <w:tr>
+        <w:tc>
+          <w:tcPr>
+            <w:tcW w:type="dxa" w:w="2880"/>
+          </w:tcPr>
+          <w:p>
+            <w:pPr>
+              <w:spacing w:after="0"/>
+            </w:pPr>
+            <w:r>
+              <w:t>7</w:t>
+            </w:r>
+          </w:p>
+        </w:tc>
+        <w:tc>
+          <w:tcPr>
+            <w:tcW w:type="dxa" w:w="2880"/>
+          </w:tcPr>
+          <w:p>
+            <w:pPr>
+              <w:spacing w:after="0"/>
+            </w:pPr>
+            <w:r>
+              <w:t>Franjas horarias por bodega y muelle</w:t>
+            </w:r>
+          </w:p>
+        </w:tc>
+        <w:tc>
+          <w:tcPr>
+            <w:tcW w:type="dxa" w:w="2880"/>
+          </w:tcPr>
+          <w:p>
+            <w:pPr>
+              <w:spacing w:after="0"/>
+            </w:pPr>
+            <w:r>
+              <w:t>Admin / Admin bodega</w:t>
+            </w:r>
+          </w:p>
+        </w:tc>
+      </w:tr>
+      <w:tr>
+        <w:tc>
+          <w:tcPr>
+            <w:tcW w:type="dxa" w:w="2880"/>
+          </w:tcPr>
+          <w:p>
+            <w:pPr>
+              <w:spacing w:after="0"/>
+            </w:pPr>
+            <w:r>
+              <w:t>8</w:t>
+            </w:r>
+          </w:p>
+        </w:tc>
+        <w:tc>
+          <w:tcPr>
+            <w:tcW w:type="dxa" w:w="2880"/>
+          </w:tcPr>
+          <w:p>
+            <w:pPr>
+              <w:spacing w:after="0"/>
+            </w:pPr>
+            <w:r>
+              <w:t>Bodegas — equipos y nombres de muelles</w:t>
+            </w:r>
+          </w:p>
+        </w:tc>
+        <w:tc>
+          <w:tcPr>
+            <w:tcW w:type="dxa" w:w="2880"/>
+          </w:tcPr>
+          <w:p>
+            <w:pPr>
+              <w:spacing w:after="0"/>
+            </w:pPr>
+            <w:r>
+              <w:t>Admin / Admin bodega</w:t>
+            </w:r>
+          </w:p>
+        </w:tc>
+      </w:tr>
+      <w:tr>
+        <w:tc>
+          <w:tcPr>
+            <w:tcW w:type="dxa" w:w="2880"/>
+          </w:tcPr>
+          <w:p>
+            <w:pPr>
+              <w:spacing w:after="0"/>
+            </w:pPr>
+            <w:r>
+              <w:t>9</w:t>
+            </w:r>
+          </w:p>
+        </w:tc>
+        <w:tc>
+          <w:tcPr>
+            <w:tcW w:type="dxa" w:w="2880"/>
+          </w:tcPr>
+          <w:p>
+            <w:pPr>
+              <w:spacing w:after="0"/>
+            </w:pPr>
+            <w:r>
+              <w:t>Analítica con filtro por día</w:t>
+            </w:r>
+          </w:p>
+        </w:tc>
+        <w:tc>
+          <w:tcPr>
+            <w:tcW w:type="dxa" w:w="2880"/>
+          </w:tcPr>
+          <w:p>
+            <w:pPr>
+              <w:spacing w:after="0"/>
+            </w:pPr>
+            <w:r>
+              <w:t>Admin</w:t>
+            </w:r>
+          </w:p>
+        </w:tc>
+      </w:tr>
+      <w:tr>
+        <w:tc>
+          <w:tcPr>
+            <w:tcW w:type="dxa" w:w="2880"/>
+          </w:tcPr>
+          <w:p>
+            <w:pPr>
+              <w:spacing w:after="0"/>
+            </w:pPr>
+            <w:r>
+              <w:t>10</w:t>
+            </w:r>
+          </w:p>
+        </w:tc>
+        <w:tc>
+          <w:tcPr>
+            <w:tcW w:type="dxa" w:w="2880"/>
+          </w:tcPr>
+          <w:p>
+            <w:pPr>
+              <w:spacing w:after="0"/>
+            </w:pPr>
+            <w:r>
+              <w:t>Auditoría / historial</w:t>
+            </w:r>
+          </w:p>
+        </w:tc>
+        <w:tc>
+          <w:tcPr>
+            <w:tcW w:type="dxa" w:w="2880"/>
+          </w:tcPr>
+          <w:p>
+            <w:pPr>
+              <w:spacing w:after="0"/>
+            </w:pPr>
+            <w:r>
+              <w:t>Admin</w:t>
+            </w:r>
+          </w:p>
+        </w:tc>
+      </w:tr>
+      <w:tr>
+        <w:tc>
+          <w:tcPr>
+            <w:tcW w:type="dxa" w:w="2880"/>
+          </w:tcPr>
+          <w:p>
+            <w:pPr>
+              <w:spacing w:after="0"/>
+            </w:pPr>
+            <w:r>
+              <w:t>11</w:t>
+            </w:r>
+          </w:p>
+        </w:tc>
+        <w:tc>
+          <w:tcPr>
+            <w:tcW w:type="dxa" w:w="2880"/>
+          </w:tcPr>
+          <w:p>
+            <w:pPr>
+              <w:spacing w:after="0"/>
+            </w:pPr>
+            <w:r>
+              <w:t>Centro de notificaciones (campana)</w:t>
+            </w:r>
+          </w:p>
+        </w:tc>
+        <w:tc>
+          <w:tcPr>
+            <w:tcW w:type="dxa" w:w="2880"/>
+          </w:tcPr>
+          <w:p>
+            <w:pPr>
+              <w:spacing w:after="0"/>
+            </w:pPr>
+            <w:r>
+              <w:t>Cualquier rol interno</w:t>
+            </w:r>
+          </w:p>
+        </w:tc>
+      </w:tr>
+      <w:tr>
+        <w:tc>
+          <w:tcPr>
+            <w:tcW w:type="dxa" w:w="2880"/>
+          </w:tcPr>
+          <w:p>
+            <w:pPr>
+              <w:spacing w:after="0"/>
+            </w:pPr>
+            <w:r>
+              <w:t>12</w:t>
+            </w:r>
+          </w:p>
+        </w:tc>
+        <w:tc>
+          <w:tcPr>
+            <w:tcW w:type="dxa" w:w="2880"/>
+          </w:tcPr>
+          <w:p>
+            <w:pPr>
+              <w:spacing w:after="0"/>
+            </w:pPr>
+            <w:r>
+              <w:t>/health o panel Render (opcional, anexo técnico)</w:t>
+            </w:r>
+          </w:p>
+        </w:tc>
+        <w:tc>
+          <w:tcPr>
+            <w:tcW w:type="dxa" w:w="2880"/>
+          </w:tcPr>
+          <w:p>
+            <w:pPr>
+              <w:spacing w:after="0"/>
+            </w:pPr>
+            <w:r>
+              <w:t>Operación</w:t>
+            </w:r>
+          </w:p>
+        </w:tc>
+      </w:tr>
+    </w:tbl>
+    <w:p/>
+    <w:p>
+      <w:pPr>
+        <w:spacing w:after="120"/>
+      </w:pPr>
+      <w:r>
+        <w:t>Formato recomendado: PNG 1280×720, tema claro del portal, datos de prueba sin información real de proveedores.</w:t>
       </w:r>
     </w:p>
     <w:p>
@@ -388,7 +1252,7 @@
         <w:rPr>
           <w:i/>
         </w:rPr>
-        <w:t>Para detalle técnico y despliegue, ver GUIA_OPERACION_PRODUCCION.md. Versión mayo 2026.</w:t>
+        <w:t>Para detalle técnico y despliegue, ver GUIA_OPERACION_PRODUCCION.md. Versión 26 mayo 2026.</w:t>
       </w:r>
     </w:p>
     <w:sectPr>
